--- a/task-management/Task_Manager_Report_EN.docx
+++ b/task-management/Task_Manager_Report_EN.docx
@@ -2331,7 +2331,7 @@
           <w:color w:val="1E3A5F"/>
           <w:sz w:val="34"/>
         </w:rPr>
-        <w:t>4.  Database Design</w:t>
+        <w:t>4.  Data Model (Eloquent Relationships)</w:t>
       </w:r>
     </w:p>
     <w:p>
@@ -2344,639 +2344,9 @@
           <w:color w:val="1F2937"/>
           <w:sz w:val="22"/>
         </w:rPr>
-        <w:t>The system uses two primary tables connected by a one-to-many relationship: a single user can own many tasks, and each task belongs to exactly one user. Deleting a user automatically deletes all of their associated tasks via a cascading foreign key constraint (onDelete('cascade')).</w:t>
+        <w:t>Rather than focusing on database design itself, the data layer here exists mainly to show how Laravel's Eloquent ORM is used in practice. The application defines two simple models, User and Task, connected by a one-to-many relationship declared directly on the models (User::tasks() returns hasMany(Task::class) and Task::user() returns belongsTo(User::class)). A foreign key with onDelete('cascade') ensures that removing a user automatically removes their tasks — all expressed through Laravel migrations and Eloquent rather than raw SQL.</w:t>
       </w:r>
     </w:p>
-    <w:p>
-      <w:pPr>
-        <w:jc w:val="center"/>
-      </w:pPr>
-      <w:r>
-        <w:drawing>
-          <wp:inline xmlns:a="http://schemas.openxmlformats.org/drawingml/2006/main" xmlns:pic="http://schemas.openxmlformats.org/drawingml/2006/picture">
-            <wp:extent cx="5669280" cy="2576945"/>
-            <wp:docPr id="2" name="Picture 2"/>
-            <wp:cNvGraphicFramePr>
-              <a:graphicFrameLocks noChangeAspect="1"/>
-            </wp:cNvGraphicFramePr>
-            <a:graphic>
-              <a:graphicData uri="http://schemas.openxmlformats.org/drawingml/2006/picture">
-                <pic:pic>
-                  <pic:nvPicPr>
-                    <pic:cNvPr id="0" name="image.png"/>
-                    <pic:cNvPicPr/>
-                  </pic:nvPicPr>
-                  <pic:blipFill>
-                    <a:blip r:embed="rId10"/>
-                    <a:stretch>
-                      <a:fillRect/>
-                    </a:stretch>
-                  </pic:blipFill>
-                  <pic:spPr>
-                    <a:xfrm>
-                      <a:off x="0" y="0"/>
-                      <a:ext cx="5669280" cy="2576945"/>
-                    </a:xfrm>
-                    <a:prstGeom prst="rect"/>
-                  </pic:spPr>
-                </pic:pic>
-              </a:graphicData>
-            </a:graphic>
-          </wp:inline>
-        </w:drawing>
-      </w:r>
-    </w:p>
-    <w:p>
-      <w:pPr>
-        <w:jc w:val="center"/>
-      </w:pPr>
-      <w:r>
-        <w:rPr>
-          <w:i/>
-          <w:color w:val="6B7280"/>
-          <w:sz w:val="18"/>
-        </w:rPr>
-        <w:t>Figure: Entity-Relationship Diagram (users ↔ tasks)</w:t>
-      </w:r>
-    </w:p>
-    <w:p/>
-    <w:p>
-      <w:pPr>
-        <w:spacing w:before="280" w:after="100"/>
-      </w:pPr>
-      <w:r>
-        <w:rPr>
-          <w:rFonts w:ascii="Calibri" w:hAnsi="Calibri"/>
-          <w:b/>
-          <w:color w:val="2D3561"/>
-          <w:sz w:val="26"/>
-        </w:rPr>
-        <w:t>4.1  Tasks Table Schema</w:t>
-      </w:r>
-    </w:p>
-    <w:tbl>
-      <w:tblPr>
-        <w:tblStyle w:val="TableGrid"/>
-        <w:tblW w:type="auto" w:w="0"/>
-        <w:jc w:val="center"/>
-        <w:tblLook w:firstColumn="1" w:firstRow="1" w:lastColumn="0" w:lastRow="0" w:noHBand="0" w:noVBand="1" w:val="04A0"/>
-      </w:tblPr>
-      <w:tblGrid>
-        <w:gridCol w:w="3135"/>
-        <w:gridCol w:w="3135"/>
-        <w:gridCol w:w="3135"/>
-      </w:tblGrid>
-      <w:tr>
-        <w:tc>
-          <w:tcPr>
-            <w:tcW w:type="dxa" w:w="2268"/>
-            <w:vAlign w:val="center"/>
-            <w:shd w:fill="166534" w:val="clear"/>
-          </w:tcPr>
-          <w:p>
-            <w:pPr>
-              <w:jc w:val="center"/>
-            </w:pPr>
-            <w:r>
-              <w:rPr>
-                <w:rFonts w:ascii="Calibri" w:hAnsi="Calibri"/>
-                <w:b/>
-                <w:color w:val="FFFFFF"/>
-                <w:sz w:val="20"/>
-              </w:rPr>
-              <w:t>Column</w:t>
-            </w:r>
-          </w:p>
-        </w:tc>
-        <w:tc>
-          <w:tcPr>
-            <w:tcW w:type="dxa" w:w="2268"/>
-            <w:vAlign w:val="center"/>
-            <w:shd w:fill="166534" w:val="clear"/>
-          </w:tcPr>
-          <w:p>
-            <w:pPr>
-              <w:jc w:val="center"/>
-            </w:pPr>
-            <w:r>
-              <w:rPr>
-                <w:rFonts w:ascii="Calibri" w:hAnsi="Calibri"/>
-                <w:b/>
-                <w:color w:val="FFFFFF"/>
-                <w:sz w:val="20"/>
-              </w:rPr>
-              <w:t>Type</w:t>
-            </w:r>
-          </w:p>
-        </w:tc>
-        <w:tc>
-          <w:tcPr>
-            <w:tcW w:type="dxa" w:w="4819"/>
-            <w:vAlign w:val="center"/>
-            <w:shd w:fill="166534" w:val="clear"/>
-          </w:tcPr>
-          <w:p>
-            <w:pPr>
-              <w:jc w:val="center"/>
-            </w:pPr>
-            <w:r>
-              <w:rPr>
-                <w:rFonts w:ascii="Calibri" w:hAnsi="Calibri"/>
-                <w:b/>
-                <w:color w:val="FFFFFF"/>
-                <w:sz w:val="20"/>
-              </w:rPr>
-              <w:t>Description</w:t>
-            </w:r>
-          </w:p>
-        </w:tc>
-      </w:tr>
-      <w:tr>
-        <w:tc>
-          <w:tcPr>
-            <w:tcW w:type="dxa" w:w="2268"/>
-            <w:vAlign w:val="center"/>
-          </w:tcPr>
-          <w:p>
-            <w:pPr>
-              <w:jc w:val="center"/>
-            </w:pPr>
-            <w:r>
-              <w:rPr>
-                <w:rFonts w:ascii="Calibri" w:hAnsi="Calibri"/>
-                <w:color w:val="1F2937"/>
-                <w:sz w:val="19"/>
-              </w:rPr>
-              <w:t>id</w:t>
-            </w:r>
-          </w:p>
-        </w:tc>
-        <w:tc>
-          <w:tcPr>
-            <w:tcW w:type="dxa" w:w="2268"/>
-            <w:vAlign w:val="center"/>
-          </w:tcPr>
-          <w:p>
-            <w:pPr>
-              <w:jc w:val="center"/>
-            </w:pPr>
-            <w:r>
-              <w:rPr>
-                <w:rFonts w:ascii="Calibri" w:hAnsi="Calibri"/>
-                <w:color w:val="1F2937"/>
-                <w:sz w:val="19"/>
-              </w:rPr>
-              <w:t>bigint, PK</w:t>
-            </w:r>
-          </w:p>
-        </w:tc>
-        <w:tc>
-          <w:tcPr>
-            <w:tcW w:type="dxa" w:w="4819"/>
-            <w:vAlign w:val="center"/>
-          </w:tcPr>
-          <w:p>
-            <w:pPr>
-              <w:jc w:val="center"/>
-            </w:pPr>
-            <w:r>
-              <w:rPr>
-                <w:rFonts w:ascii="Calibri" w:hAnsi="Calibri"/>
-                <w:color w:val="1F2937"/>
-                <w:sz w:val="19"/>
-              </w:rPr>
-              <w:t>Auto-incrementing unique identifier</w:t>
-            </w:r>
-          </w:p>
-        </w:tc>
-      </w:tr>
-      <w:tr>
-        <w:tc>
-          <w:tcPr>
-            <w:tcW w:type="dxa" w:w="2268"/>
-            <w:vAlign w:val="center"/>
-            <w:shd w:fill="EEF2FF" w:val="clear"/>
-          </w:tcPr>
-          <w:p>
-            <w:pPr>
-              <w:jc w:val="center"/>
-            </w:pPr>
-            <w:r>
-              <w:rPr>
-                <w:rFonts w:ascii="Calibri" w:hAnsi="Calibri"/>
-                <w:color w:val="1F2937"/>
-                <w:sz w:val="19"/>
-              </w:rPr>
-              <w:t>user_id</w:t>
-            </w:r>
-          </w:p>
-        </w:tc>
-        <w:tc>
-          <w:tcPr>
-            <w:tcW w:type="dxa" w:w="2268"/>
-            <w:vAlign w:val="center"/>
-            <w:shd w:fill="EEF2FF" w:val="clear"/>
-          </w:tcPr>
-          <w:p>
-            <w:pPr>
-              <w:jc w:val="center"/>
-            </w:pPr>
-            <w:r>
-              <w:rPr>
-                <w:rFonts w:ascii="Calibri" w:hAnsi="Calibri"/>
-                <w:color w:val="1F2937"/>
-                <w:sz w:val="19"/>
-              </w:rPr>
-              <w:t>bigint, FK</w:t>
-            </w:r>
-          </w:p>
-        </w:tc>
-        <w:tc>
-          <w:tcPr>
-            <w:tcW w:type="dxa" w:w="4819"/>
-            <w:vAlign w:val="center"/>
-            <w:shd w:fill="EEF2FF" w:val="clear"/>
-          </w:tcPr>
-          <w:p>
-            <w:pPr>
-              <w:jc w:val="center"/>
-            </w:pPr>
-            <w:r>
-              <w:rPr>
-                <w:rFonts w:ascii="Calibri" w:hAnsi="Calibri"/>
-                <w:color w:val="1F2937"/>
-                <w:sz w:val="19"/>
-              </w:rPr>
-              <w:t>References users.id — the task owner (cascade on delete)</w:t>
-            </w:r>
-          </w:p>
-        </w:tc>
-      </w:tr>
-      <w:tr>
-        <w:tc>
-          <w:tcPr>
-            <w:tcW w:type="dxa" w:w="2268"/>
-            <w:vAlign w:val="center"/>
-          </w:tcPr>
-          <w:p>
-            <w:pPr>
-              <w:jc w:val="center"/>
-            </w:pPr>
-            <w:r>
-              <w:rPr>
-                <w:rFonts w:ascii="Calibri" w:hAnsi="Calibri"/>
-                <w:color w:val="1F2937"/>
-                <w:sz w:val="19"/>
-              </w:rPr>
-              <w:t>title</w:t>
-            </w:r>
-          </w:p>
-        </w:tc>
-        <w:tc>
-          <w:tcPr>
-            <w:tcW w:type="dxa" w:w="2268"/>
-            <w:vAlign w:val="center"/>
-          </w:tcPr>
-          <w:p>
-            <w:pPr>
-              <w:jc w:val="center"/>
-            </w:pPr>
-            <w:r>
-              <w:rPr>
-                <w:rFonts w:ascii="Calibri" w:hAnsi="Calibri"/>
-                <w:color w:val="1F2937"/>
-                <w:sz w:val="19"/>
-              </w:rPr>
-              <w:t>varchar(255)</w:t>
-            </w:r>
-          </w:p>
-        </w:tc>
-        <w:tc>
-          <w:tcPr>
-            <w:tcW w:type="dxa" w:w="4819"/>
-            <w:vAlign w:val="center"/>
-          </w:tcPr>
-          <w:p>
-            <w:pPr>
-              <w:jc w:val="center"/>
-            </w:pPr>
-            <w:r>
-              <w:rPr>
-                <w:rFonts w:ascii="Calibri" w:hAnsi="Calibri"/>
-                <w:color w:val="1F2937"/>
-                <w:sz w:val="19"/>
-              </w:rPr>
-              <w:t>Task title (required)</w:t>
-            </w:r>
-          </w:p>
-        </w:tc>
-      </w:tr>
-      <w:tr>
-        <w:tc>
-          <w:tcPr>
-            <w:tcW w:type="dxa" w:w="2268"/>
-            <w:vAlign w:val="center"/>
-            <w:shd w:fill="EEF2FF" w:val="clear"/>
-          </w:tcPr>
-          <w:p>
-            <w:pPr>
-              <w:jc w:val="center"/>
-            </w:pPr>
-            <w:r>
-              <w:rPr>
-                <w:rFonts w:ascii="Calibri" w:hAnsi="Calibri"/>
-                <w:color w:val="1F2937"/>
-                <w:sz w:val="19"/>
-              </w:rPr>
-              <w:t>description</w:t>
-            </w:r>
-          </w:p>
-        </w:tc>
-        <w:tc>
-          <w:tcPr>
-            <w:tcW w:type="dxa" w:w="2268"/>
-            <w:vAlign w:val="center"/>
-            <w:shd w:fill="EEF2FF" w:val="clear"/>
-          </w:tcPr>
-          <w:p>
-            <w:pPr>
-              <w:jc w:val="center"/>
-            </w:pPr>
-            <w:r>
-              <w:rPr>
-                <w:rFonts w:ascii="Calibri" w:hAnsi="Calibri"/>
-                <w:color w:val="1F2937"/>
-                <w:sz w:val="19"/>
-              </w:rPr>
-              <w:t>text, nullable</w:t>
-            </w:r>
-          </w:p>
-        </w:tc>
-        <w:tc>
-          <w:tcPr>
-            <w:tcW w:type="dxa" w:w="4819"/>
-            <w:vAlign w:val="center"/>
-            <w:shd w:fill="EEF2FF" w:val="clear"/>
-          </w:tcPr>
-          <w:p>
-            <w:pPr>
-              <w:jc w:val="center"/>
-            </w:pPr>
-            <w:r>
-              <w:rPr>
-                <w:rFonts w:ascii="Calibri" w:hAnsi="Calibri"/>
-                <w:color w:val="1F2937"/>
-                <w:sz w:val="19"/>
-              </w:rPr>
-              <w:t>Optional detailed description</w:t>
-            </w:r>
-          </w:p>
-        </w:tc>
-      </w:tr>
-      <w:tr>
-        <w:tc>
-          <w:tcPr>
-            <w:tcW w:type="dxa" w:w="2268"/>
-            <w:vAlign w:val="center"/>
-          </w:tcPr>
-          <w:p>
-            <w:pPr>
-              <w:jc w:val="center"/>
-            </w:pPr>
-            <w:r>
-              <w:rPr>
-                <w:rFonts w:ascii="Calibri" w:hAnsi="Calibri"/>
-                <w:color w:val="1F2937"/>
-                <w:sz w:val="19"/>
-              </w:rPr>
-              <w:t>status</w:t>
-            </w:r>
-          </w:p>
-        </w:tc>
-        <w:tc>
-          <w:tcPr>
-            <w:tcW w:type="dxa" w:w="2268"/>
-            <w:vAlign w:val="center"/>
-          </w:tcPr>
-          <w:p>
-            <w:pPr>
-              <w:jc w:val="center"/>
-            </w:pPr>
-            <w:r>
-              <w:rPr>
-                <w:rFonts w:ascii="Calibri" w:hAnsi="Calibri"/>
-                <w:color w:val="1F2937"/>
-                <w:sz w:val="19"/>
-              </w:rPr>
-              <w:t>enum</w:t>
-            </w:r>
-          </w:p>
-        </w:tc>
-        <w:tc>
-          <w:tcPr>
-            <w:tcW w:type="dxa" w:w="4819"/>
-            <w:vAlign w:val="center"/>
-          </w:tcPr>
-          <w:p>
-            <w:pPr>
-              <w:jc w:val="center"/>
-            </w:pPr>
-            <w:r>
-              <w:rPr>
-                <w:rFonts w:ascii="Calibri" w:hAnsi="Calibri"/>
-                <w:color w:val="1F2937"/>
-                <w:sz w:val="19"/>
-              </w:rPr>
-              <w:t>pending | in_progress | completed</w:t>
-            </w:r>
-          </w:p>
-        </w:tc>
-      </w:tr>
-      <w:tr>
-        <w:tc>
-          <w:tcPr>
-            <w:tcW w:type="dxa" w:w="2268"/>
-            <w:vAlign w:val="center"/>
-            <w:shd w:fill="EEF2FF" w:val="clear"/>
-          </w:tcPr>
-          <w:p>
-            <w:pPr>
-              <w:jc w:val="center"/>
-            </w:pPr>
-            <w:r>
-              <w:rPr>
-                <w:rFonts w:ascii="Calibri" w:hAnsi="Calibri"/>
-                <w:color w:val="1F2937"/>
-                <w:sz w:val="19"/>
-              </w:rPr>
-              <w:t>priority</w:t>
-            </w:r>
-          </w:p>
-        </w:tc>
-        <w:tc>
-          <w:tcPr>
-            <w:tcW w:type="dxa" w:w="2268"/>
-            <w:vAlign w:val="center"/>
-            <w:shd w:fill="EEF2FF" w:val="clear"/>
-          </w:tcPr>
-          <w:p>
-            <w:pPr>
-              <w:jc w:val="center"/>
-            </w:pPr>
-            <w:r>
-              <w:rPr>
-                <w:rFonts w:ascii="Calibri" w:hAnsi="Calibri"/>
-                <w:color w:val="1F2937"/>
-                <w:sz w:val="19"/>
-              </w:rPr>
-              <w:t>enum</w:t>
-            </w:r>
-          </w:p>
-        </w:tc>
-        <w:tc>
-          <w:tcPr>
-            <w:tcW w:type="dxa" w:w="4819"/>
-            <w:vAlign w:val="center"/>
-            <w:shd w:fill="EEF2FF" w:val="clear"/>
-          </w:tcPr>
-          <w:p>
-            <w:pPr>
-              <w:jc w:val="center"/>
-            </w:pPr>
-            <w:r>
-              <w:rPr>
-                <w:rFonts w:ascii="Calibri" w:hAnsi="Calibri"/>
-                <w:color w:val="1F2937"/>
-                <w:sz w:val="19"/>
-              </w:rPr>
-              <w:t>low | medium | high</w:t>
-            </w:r>
-          </w:p>
-        </w:tc>
-      </w:tr>
-      <w:tr>
-        <w:tc>
-          <w:tcPr>
-            <w:tcW w:type="dxa" w:w="2268"/>
-            <w:vAlign w:val="center"/>
-          </w:tcPr>
-          <w:p>
-            <w:pPr>
-              <w:jc w:val="center"/>
-            </w:pPr>
-            <w:r>
-              <w:rPr>
-                <w:rFonts w:ascii="Calibri" w:hAnsi="Calibri"/>
-                <w:color w:val="1F2937"/>
-                <w:sz w:val="19"/>
-              </w:rPr>
-              <w:t>due_date</w:t>
-            </w:r>
-          </w:p>
-        </w:tc>
-        <w:tc>
-          <w:tcPr>
-            <w:tcW w:type="dxa" w:w="2268"/>
-            <w:vAlign w:val="center"/>
-          </w:tcPr>
-          <w:p>
-            <w:pPr>
-              <w:jc w:val="center"/>
-            </w:pPr>
-            <w:r>
-              <w:rPr>
-                <w:rFonts w:ascii="Calibri" w:hAnsi="Calibri"/>
-                <w:color w:val="1F2937"/>
-                <w:sz w:val="19"/>
-              </w:rPr>
-              <w:t>date, nullable</w:t>
-            </w:r>
-          </w:p>
-        </w:tc>
-        <w:tc>
-          <w:tcPr>
-            <w:tcW w:type="dxa" w:w="4819"/>
-            <w:vAlign w:val="center"/>
-          </w:tcPr>
-          <w:p>
-            <w:pPr>
-              <w:jc w:val="center"/>
-            </w:pPr>
-            <w:r>
-              <w:rPr>
-                <w:rFonts w:ascii="Calibri" w:hAnsi="Calibri"/>
-                <w:color w:val="1F2937"/>
-                <w:sz w:val="19"/>
-              </w:rPr>
-              <w:t>Optional deadline date</w:t>
-            </w:r>
-          </w:p>
-        </w:tc>
-      </w:tr>
-      <w:tr>
-        <w:tc>
-          <w:tcPr>
-            <w:tcW w:type="dxa" w:w="2268"/>
-            <w:vAlign w:val="center"/>
-            <w:shd w:fill="EEF2FF" w:val="clear"/>
-          </w:tcPr>
-          <w:p>
-            <w:pPr>
-              <w:jc w:val="center"/>
-            </w:pPr>
-            <w:r>
-              <w:rPr>
-                <w:rFonts w:ascii="Calibri" w:hAnsi="Calibri"/>
-                <w:color w:val="1F2937"/>
-                <w:sz w:val="19"/>
-              </w:rPr>
-              <w:t>created_at / updated_at</w:t>
-            </w:r>
-          </w:p>
-        </w:tc>
-        <w:tc>
-          <w:tcPr>
-            <w:tcW w:type="dxa" w:w="2268"/>
-            <w:vAlign w:val="center"/>
-            <w:shd w:fill="EEF2FF" w:val="clear"/>
-          </w:tcPr>
-          <w:p>
-            <w:pPr>
-              <w:jc w:val="center"/>
-            </w:pPr>
-            <w:r>
-              <w:rPr>
-                <w:rFonts w:ascii="Calibri" w:hAnsi="Calibri"/>
-                <w:color w:val="1F2937"/>
-                <w:sz w:val="19"/>
-              </w:rPr>
-              <w:t>timestamp</w:t>
-            </w:r>
-          </w:p>
-        </w:tc>
-        <w:tc>
-          <w:tcPr>
-            <w:tcW w:type="dxa" w:w="4819"/>
-            <w:vAlign w:val="center"/>
-            <w:shd w:fill="EEF2FF" w:val="clear"/>
-          </w:tcPr>
-          <w:p>
-            <w:pPr>
-              <w:jc w:val="center"/>
-            </w:pPr>
-            <w:r>
-              <w:rPr>
-                <w:rFonts w:ascii="Calibri" w:hAnsi="Calibri"/>
-                <w:color w:val="1F2937"/>
-                <w:sz w:val="19"/>
-              </w:rPr>
-              <w:t>Automatic Laravel timestamps</w:t>
-            </w:r>
-          </w:p>
-        </w:tc>
-      </w:tr>
-    </w:tbl>
-    <w:p/>
     <w:p>
       <w:pPr>
         <w:spacing w:before="400" w:after="160"/>
@@ -3148,7 +2518,231 @@
           <w:color w:val="1E3A5F"/>
           <w:sz w:val="34"/>
         </w:rPr>
-        <w:t>6.  User Interface Walkthrough</w:t>
+        <w:t>6.  Learning Outcomes — Laravel Concepts Applied</w:t>
+      </w:r>
+    </w:p>
+    <w:p>
+      <w:pPr>
+        <w:spacing w:after="120" w:line="360" w:lineRule="auto"/>
+      </w:pPr>
+      <w:r>
+        <w:rPr>
+          <w:rFonts w:ascii="Calibri" w:hAnsi="Calibri"/>
+          <w:color w:val="1F2937"/>
+          <w:sz w:val="22"/>
+        </w:rPr>
+        <w:t>This project was built as a hands-on application of the Laravel concepts covered in the course. The list below maps each concept to where it is concretely used in the codebase.</w:t>
+      </w:r>
+    </w:p>
+    <w:p>
+      <w:pPr>
+        <w:spacing w:before="160" w:after="60"/>
+      </w:pPr>
+      <w:r>
+        <w:rPr>
+          <w:rFonts w:ascii="Calibri" w:hAnsi="Calibri"/>
+          <w:b/>
+          <w:color w:val="374151"/>
+          <w:sz w:val="23"/>
+        </w:rPr>
+        <w:t>Routing</w:t>
+      </w:r>
+    </w:p>
+    <w:p>
+      <w:pPr>
+        <w:spacing w:after="120" w:line="360" w:lineRule="auto"/>
+      </w:pPr>
+      <w:r>
+        <w:rPr>
+          <w:rFonts w:ascii="Calibri" w:hAnsi="Calibri"/>
+          <w:color w:val="1F2937"/>
+          <w:sz w:val="22"/>
+        </w:rPr>
+        <w:t>All application routes are declared in routes/web.php using Route::get/post/put/delete and resource-style grouping, with route groups that share the auth and verified middleware.</w:t>
+      </w:r>
+    </w:p>
+    <w:p>
+      <w:pPr>
+        <w:spacing w:before="160" w:after="60"/>
+      </w:pPr>
+      <w:r>
+        <w:rPr>
+          <w:rFonts w:ascii="Calibri" w:hAnsi="Calibri"/>
+          <w:b/>
+          <w:color w:val="374151"/>
+          <w:sz w:val="23"/>
+        </w:rPr>
+        <w:t>Eloquent ORM</w:t>
+      </w:r>
+    </w:p>
+    <w:p>
+      <w:pPr>
+        <w:spacing w:after="120" w:line="360" w:lineRule="auto"/>
+      </w:pPr>
+      <w:r>
+        <w:rPr>
+          <w:rFonts w:ascii="Calibri" w:hAnsi="Calibri"/>
+          <w:color w:val="1F2937"/>
+          <w:sz w:val="22"/>
+        </w:rPr>
+        <w:t>The User and Task models use Eloquent relationships (hasMany / belongsTo) and the $fillable property for safe mass assignment, replacing manual SQL queries entirely.</w:t>
+      </w:r>
+    </w:p>
+    <w:p>
+      <w:pPr>
+        <w:spacing w:before="160" w:after="60"/>
+      </w:pPr>
+      <w:r>
+        <w:rPr>
+          <w:rFonts w:ascii="Calibri" w:hAnsi="Calibri"/>
+          <w:b/>
+          <w:color w:val="374151"/>
+          <w:sz w:val="23"/>
+        </w:rPr>
+        <w:t>Blade Templating</w:t>
+      </w:r>
+    </w:p>
+    <w:p>
+      <w:pPr>
+        <w:spacing w:after="120" w:line="360" w:lineRule="auto"/>
+      </w:pPr>
+      <w:r>
+        <w:rPr>
+          <w:rFonts w:ascii="Calibri" w:hAnsi="Calibri"/>
+          <w:color w:val="1F2937"/>
+          <w:sz w:val="22"/>
+        </w:rPr>
+        <w:t>A shared layouts/app.blade.php master layout is extended by every page using @extends, @section and @yield, with @if/@foreach directives driving the dynamic task lists, badges, and statistic cards.</w:t>
+      </w:r>
+    </w:p>
+    <w:p>
+      <w:pPr>
+        <w:spacing w:before="160" w:after="60"/>
+      </w:pPr>
+      <w:r>
+        <w:rPr>
+          <w:rFonts w:ascii="Calibri" w:hAnsi="Calibri"/>
+          <w:b/>
+          <w:color w:val="374151"/>
+          <w:sz w:val="23"/>
+        </w:rPr>
+        <w:t>Authentication (Breeze)</w:t>
+      </w:r>
+    </w:p>
+    <w:p>
+      <w:pPr>
+        <w:spacing w:after="120" w:line="360" w:lineRule="auto"/>
+      </w:pPr>
+      <w:r>
+        <w:rPr>
+          <w:rFonts w:ascii="Calibri" w:hAnsi="Calibri"/>
+          <w:color w:val="1F2937"/>
+          <w:sz w:val="22"/>
+        </w:rPr>
+        <w:t>Laravel Breeze scaffolds registration, login, logout and password-reset flows out of the box, including the auth guard checks used throughout the app.</w:t>
+      </w:r>
+    </w:p>
+    <w:p>
+      <w:pPr>
+        <w:spacing w:before="160" w:after="60"/>
+      </w:pPr>
+      <w:r>
+        <w:rPr>
+          <w:rFonts w:ascii="Calibri" w:hAnsi="Calibri"/>
+          <w:b/>
+          <w:color w:val="374151"/>
+          <w:sz w:val="23"/>
+        </w:rPr>
+        <w:t>Custom Middleware</w:t>
+      </w:r>
+    </w:p>
+    <w:p>
+      <w:pPr>
+        <w:spacing w:after="120" w:line="360" w:lineRule="auto"/>
+      </w:pPr>
+      <w:r>
+        <w:rPr>
+          <w:rFonts w:ascii="Calibri" w:hAnsi="Calibri"/>
+          <w:color w:val="1F2937"/>
+          <w:sz w:val="22"/>
+        </w:rPr>
+        <w:t>Two custom middleware classes were written and registered in bootstrap/app.php: EnsureTaskOwner (authorization check on every task route) and PreventBackHistory (adds no-cache headers after logout).</w:t>
+      </w:r>
+    </w:p>
+    <w:p>
+      <w:pPr>
+        <w:spacing w:before="160" w:after="60"/>
+      </w:pPr>
+      <w:r>
+        <w:rPr>
+          <w:rFonts w:ascii="Calibri" w:hAnsi="Calibri"/>
+          <w:b/>
+          <w:color w:val="374151"/>
+          <w:sz w:val="23"/>
+        </w:rPr>
+        <w:t>Form Requests &amp; Validation</w:t>
+      </w:r>
+    </w:p>
+    <w:p>
+      <w:pPr>
+        <w:spacing w:after="120" w:line="360" w:lineRule="auto"/>
+      </w:pPr>
+      <w:r>
+        <w:rPr>
+          <w:rFonts w:ascii="Calibri" w:hAnsi="Calibri"/>
+          <w:color w:val="1F2937"/>
+          <w:sz w:val="22"/>
+        </w:rPr>
+        <w:t>Controllers validate incoming input with Laravel's validate() / Request rules before touching the database, and redirect back with errors and old() input on failure.</w:t>
+      </w:r>
+    </w:p>
+    <w:p>
+      <w:pPr>
+        <w:spacing w:before="160" w:after="60"/>
+      </w:pPr>
+      <w:r>
+        <w:rPr>
+          <w:rFonts w:ascii="Calibri" w:hAnsi="Calibri"/>
+          <w:b/>
+          <w:color w:val="374151"/>
+          <w:sz w:val="23"/>
+        </w:rPr>
+        <w:t>Artisan CLI</w:t>
+      </w:r>
+    </w:p>
+    <w:p>
+      <w:pPr>
+        <w:spacing w:after="120" w:line="360" w:lineRule="auto"/>
+      </w:pPr>
+      <w:r>
+        <w:rPr>
+          <w:rFonts w:ascii="Calibri" w:hAnsi="Calibri"/>
+          <w:color w:val="1F2937"/>
+          <w:sz w:val="22"/>
+        </w:rPr>
+        <w:t>The project was scaffolded and maintained with Artisan commands such as make:model, make:controller, make:middleware, migrate, and serve.</w:t>
+      </w:r>
+    </w:p>
+    <w:p>
+      <w:r>
+        <w:br w:type="page"/>
+      </w:r>
+    </w:p>
+    <w:p>
+      <w:pPr>
+        <w:spacing w:before="400" w:after="160"/>
+        <w:pBdr>
+          <w:bottom w:val="single" w:sz="10" w:color="667eea"/>
+        </w:pBdr>
+      </w:pPr>
+      <w:r>
+        <w:rPr>
+          <w:rFonts w:ascii="Calibri" w:hAnsi="Calibri"/>
+          <w:b/>
+          <w:color w:val="1E3A5F"/>
+          <w:sz w:val="34"/>
+        </w:rPr>
+        <w:t>7.  User Interface Walkthrough</w:t>
       </w:r>
     </w:p>
     <w:p>
@@ -3162,7 +2756,7 @@
           <w:color w:val="2D3561"/>
           <w:sz w:val="26"/>
         </w:rPr>
-        <w:t>6.1  Login Page</w:t>
+        <w:t>7.1  Login Page</w:t>
       </w:r>
     </w:p>
     <w:p>
@@ -3186,7 +2780,7 @@
         <w:drawing>
           <wp:inline xmlns:a="http://schemas.openxmlformats.org/drawingml/2006/main" xmlns:pic="http://schemas.openxmlformats.org/drawingml/2006/picture">
             <wp:extent cx="4572000" cy="2899317"/>
-            <wp:docPr id="3" name="Picture 3"/>
+            <wp:docPr id="2" name="Picture 2"/>
             <wp:cNvGraphicFramePr>
               <a:graphicFrameLocks noChangeAspect="1"/>
             </wp:cNvGraphicFramePr>
@@ -3198,7 +2792,7 @@
                     <pic:cNvPicPr/>
                   </pic:nvPicPr>
                   <pic:blipFill>
-                    <a:blip r:embed="rId11"/>
+                    <a:blip r:embed="rId10"/>
                     <a:stretch>
                       <a:fillRect/>
                     </a:stretch>
@@ -3242,7 +2836,7 @@
           <w:color w:val="2D3561"/>
           <w:sz w:val="26"/>
         </w:rPr>
-        <w:t>6.2  Dashboard</w:t>
+        <w:t>7.2  Dashboard</w:t>
       </w:r>
     </w:p>
     <w:p>
@@ -3266,7 +2860,7 @@
         <w:drawing>
           <wp:inline xmlns:a="http://schemas.openxmlformats.org/drawingml/2006/main" xmlns:pic="http://schemas.openxmlformats.org/drawingml/2006/picture">
             <wp:extent cx="5669280" cy="3202093"/>
-            <wp:docPr id="4" name="Picture 4"/>
+            <wp:docPr id="3" name="Picture 3"/>
             <wp:cNvGraphicFramePr>
               <a:graphicFrameLocks noChangeAspect="1"/>
             </wp:cNvGraphicFramePr>
@@ -3278,7 +2872,7 @@
                     <pic:cNvPicPr/>
                   </pic:nvPicPr>
                   <pic:blipFill>
-                    <a:blip r:embed="rId12"/>
+                    <a:blip r:embed="rId11"/>
                     <a:stretch>
                       <a:fillRect/>
                     </a:stretch>
@@ -3327,7 +2921,7 @@
           <w:color w:val="2D3561"/>
           <w:sz w:val="26"/>
         </w:rPr>
-        <w:t>6.3  Task List</w:t>
+        <w:t>7.3  Task List</w:t>
       </w:r>
     </w:p>
     <w:p>
@@ -3351,7 +2945,7 @@
         <w:drawing>
           <wp:inline xmlns:a="http://schemas.openxmlformats.org/drawingml/2006/main" xmlns:pic="http://schemas.openxmlformats.org/drawingml/2006/picture">
             <wp:extent cx="5669280" cy="3044613"/>
-            <wp:docPr id="5" name="Picture 5"/>
+            <wp:docPr id="4" name="Picture 4"/>
             <wp:cNvGraphicFramePr>
               <a:graphicFrameLocks noChangeAspect="1"/>
             </wp:cNvGraphicFramePr>
@@ -3363,7 +2957,7 @@
                     <pic:cNvPicPr/>
                   </pic:nvPicPr>
                   <pic:blipFill>
-                    <a:blip r:embed="rId13"/>
+                    <a:blip r:embed="rId12"/>
                     <a:stretch>
                       <a:fillRect/>
                     </a:stretch>
@@ -3407,7 +3001,7 @@
           <w:color w:val="2D3561"/>
           <w:sz w:val="26"/>
         </w:rPr>
-        <w:t>6.4  Create / Edit Task</w:t>
+        <w:t>7.4  Create / Edit Task</w:t>
       </w:r>
     </w:p>
     <w:p>
@@ -3421,6 +3015,91 @@
           <w:sz w:val="22"/>
         </w:rPr>
         <w:t>A validated form for entering or updating a task's title, description, status, priority, and due date. Validation errors are shown inline beneath each field.</w:t>
+      </w:r>
+    </w:p>
+    <w:p>
+      <w:pPr>
+        <w:jc w:val="center"/>
+      </w:pPr>
+      <w:r>
+        <w:drawing>
+          <wp:inline xmlns:a="http://schemas.openxmlformats.org/drawingml/2006/main" xmlns:pic="http://schemas.openxmlformats.org/drawingml/2006/picture">
+            <wp:extent cx="5669280" cy="2939627"/>
+            <wp:docPr id="5" name="Picture 5"/>
+            <wp:cNvGraphicFramePr>
+              <a:graphicFrameLocks noChangeAspect="1"/>
+            </wp:cNvGraphicFramePr>
+            <a:graphic>
+              <a:graphicData uri="http://schemas.openxmlformats.org/drawingml/2006/picture">
+                <pic:pic>
+                  <pic:nvPicPr>
+                    <pic:cNvPr id="0" name="image.png"/>
+                    <pic:cNvPicPr/>
+                  </pic:nvPicPr>
+                  <pic:blipFill>
+                    <a:blip r:embed="rId13"/>
+                    <a:stretch>
+                      <a:fillRect/>
+                    </a:stretch>
+                  </pic:blipFill>
+                  <pic:spPr>
+                    <a:xfrm>
+                      <a:off x="0" y="0"/>
+                      <a:ext cx="5669280" cy="2939627"/>
+                    </a:xfrm>
+                    <a:prstGeom prst="rect"/>
+                  </pic:spPr>
+                </pic:pic>
+              </a:graphicData>
+            </a:graphic>
+          </wp:inline>
+        </w:drawing>
+      </w:r>
+    </w:p>
+    <w:p>
+      <w:pPr>
+        <w:jc w:val="center"/>
+      </w:pPr>
+      <w:r>
+        <w:rPr>
+          <w:i/>
+          <w:color w:val="6B7280"/>
+          <w:sz w:val="18"/>
+        </w:rPr>
+        <w:t>Figure: Add/Edit Task form</w:t>
+      </w:r>
+    </w:p>
+    <w:p/>
+    <w:p>
+      <w:r>
+        <w:br w:type="page"/>
+      </w:r>
+    </w:p>
+    <w:p>
+      <w:pPr>
+        <w:spacing w:before="280" w:after="100"/>
+      </w:pPr>
+      <w:r>
+        <w:rPr>
+          <w:rFonts w:ascii="Calibri" w:hAnsi="Calibri"/>
+          <w:b/>
+          <w:color w:val="2D3561"/>
+          <w:sz w:val="26"/>
+        </w:rPr>
+        <w:t>7.5  Delete Confirmation Modal</w:t>
+      </w:r>
+    </w:p>
+    <w:p>
+      <w:pPr>
+        <w:spacing w:after="120" w:line="360" w:lineRule="auto"/>
+      </w:pPr>
+      <w:r>
+        <w:rPr>
+          <w:rFonts w:ascii="Calibri" w:hAnsi="Calibri"/>
+          <w:color w:val="1F2937"/>
+          <w:sz w:val="22"/>
+        </w:rPr>
+        <w:t>Instead of relying on the browser's plain confirm() dialog, the system shows a custom Bootstrap modal with a contextual icon, the task's name, and a clear warning before any destructive action.</w:t>
       </w:r>
     </w:p>
     <w:p>
@@ -3472,91 +3151,6 @@
           <w:color w:val="6B7280"/>
           <w:sz w:val="18"/>
         </w:rPr>
-        <w:t>Figure: Add/Edit Task form</w:t>
-      </w:r>
-    </w:p>
-    <w:p/>
-    <w:p>
-      <w:r>
-        <w:br w:type="page"/>
-      </w:r>
-    </w:p>
-    <w:p>
-      <w:pPr>
-        <w:spacing w:before="280" w:after="100"/>
-      </w:pPr>
-      <w:r>
-        <w:rPr>
-          <w:rFonts w:ascii="Calibri" w:hAnsi="Calibri"/>
-          <w:b/>
-          <w:color w:val="2D3561"/>
-          <w:sz w:val="26"/>
-        </w:rPr>
-        <w:t>6.5  Delete Confirmation Modal</w:t>
-      </w:r>
-    </w:p>
-    <w:p>
-      <w:pPr>
-        <w:spacing w:after="120" w:line="360" w:lineRule="auto"/>
-      </w:pPr>
-      <w:r>
-        <w:rPr>
-          <w:rFonts w:ascii="Calibri" w:hAnsi="Calibri"/>
-          <w:color w:val="1F2937"/>
-          <w:sz w:val="22"/>
-        </w:rPr>
-        <w:t>Instead of relying on the browser's plain confirm() dialog, the system shows a custom Bootstrap modal with a contextual icon, the task's name, and a clear warning before any destructive action.</w:t>
-      </w:r>
-    </w:p>
-    <w:p>
-      <w:pPr>
-        <w:jc w:val="center"/>
-      </w:pPr>
-      <w:r>
-        <w:drawing>
-          <wp:inline xmlns:a="http://schemas.openxmlformats.org/drawingml/2006/main" xmlns:pic="http://schemas.openxmlformats.org/drawingml/2006/picture">
-            <wp:extent cx="5669280" cy="2939627"/>
-            <wp:docPr id="7" name="Picture 7"/>
-            <wp:cNvGraphicFramePr>
-              <a:graphicFrameLocks noChangeAspect="1"/>
-            </wp:cNvGraphicFramePr>
-            <a:graphic>
-              <a:graphicData uri="http://schemas.openxmlformats.org/drawingml/2006/picture">
-                <pic:pic>
-                  <pic:nvPicPr>
-                    <pic:cNvPr id="0" name="image.png"/>
-                    <pic:cNvPicPr/>
-                  </pic:nvPicPr>
-                  <pic:blipFill>
-                    <a:blip r:embed="rId15"/>
-                    <a:stretch>
-                      <a:fillRect/>
-                    </a:stretch>
-                  </pic:blipFill>
-                  <pic:spPr>
-                    <a:xfrm>
-                      <a:off x="0" y="0"/>
-                      <a:ext cx="5669280" cy="2939627"/>
-                    </a:xfrm>
-                    <a:prstGeom prst="rect"/>
-                  </pic:spPr>
-                </pic:pic>
-              </a:graphicData>
-            </a:graphic>
-          </wp:inline>
-        </w:drawing>
-      </w:r>
-    </w:p>
-    <w:p>
-      <w:pPr>
-        <w:jc w:val="center"/>
-      </w:pPr>
-      <w:r>
-        <w:rPr>
-          <w:i/>
-          <w:color w:val="6B7280"/>
-          <w:sz w:val="18"/>
-        </w:rPr>
         <w:t>Figure: Delete confirmation modal</w:t>
       </w:r>
     </w:p>
@@ -3575,7 +3169,7 @@
           <w:color w:val="1E3A5F"/>
           <w:sz w:val="34"/>
         </w:rPr>
-        <w:t>7.  Security Measures</w:t>
+        <w:t>8.  Security Measures</w:t>
       </w:r>
     </w:p>
     <w:tbl>
@@ -3982,7 +3576,7 @@
           <w:color w:val="1E3A5F"/>
           <w:sz w:val="34"/>
         </w:rPr>
-        <w:t>8.  Installation &amp; Setup Guide</w:t>
+        <w:t>9.  Installation &amp; Setup Guide</w:t>
       </w:r>
     </w:p>
     <w:p>
@@ -4289,7 +3883,7 @@
           <w:color w:val="2D3561"/>
           <w:sz w:val="26"/>
         </w:rPr>
-        <w:t>8.1  Useful Artisan Commands</w:t>
+        <w:t>9.1  Useful Artisan Commands</w:t>
       </w:r>
     </w:p>
     <w:tbl>
@@ -4609,7 +4203,7 @@
           <w:color w:val="1E3A5F"/>
           <w:sz w:val="34"/>
         </w:rPr>
-        <w:t>9.  Conclusion</w:t>
+        <w:t>10.  Conclusion</w:t>
       </w:r>
     </w:p>
     <w:p>
@@ -4649,7 +4243,7 @@
           <w:color w:val="2D3561"/>
           <w:sz w:val="26"/>
         </w:rPr>
-        <w:t>9.1  Possible Future Enhancements</w:t>
+        <w:t>10.1  Possible Future Enhancements</w:t>
       </w:r>
     </w:p>
     <w:p>
